--- a/הַסֵּפֶר/הַתּוֹרָה/01 בראשית/02 בראשית ב.docx
+++ b/הַסֵּפֶר/הַתּוֹרָה/01 בראשית/02 בראשית ב.docx
@@ -41,7 +41,7 @@
           <w:pgNumType w:start="1"/>
         </w:sectPr>
       </w:pPr>
-      <w:bookmarkStart w:colFirst="0" w:colLast="0" w:name="_v1swm7xlzvye" w:id="0"/>
+      <w:bookmarkStart w:colFirst="0" w:colLast="0" w:name="_4x52xnlymh4t" w:id="0"/>
       <w:bookmarkEnd w:id="0"/>
       <w:r>
         <w:rPr>

--- a/הַסֵּפֶר/הַתּוֹרָה/01 בראשית/02 בראשית ב.docx
+++ b/הַסֵּפֶר/הַתּוֹרָה/01 בראשית/02 בראשית ב.docx
@@ -41,7 +41,7 @@
           <w:pgNumType w:start="1"/>
         </w:sectPr>
       </w:pPr>
-      <w:bookmarkStart w:colFirst="0" w:colLast="0" w:name="_4x52xnlymh4t" w:id="0"/>
+      <w:bookmarkStart w:colFirst="0" w:colLast="0" w:name="_e92rts7f1b5f" w:id="0"/>
       <w:bookmarkEnd w:id="0"/>
       <w:r>
         <w:rPr>

--- a/הַסֵּפֶר/הַתּוֹרָה/01 בראשית/02 בראשית ב.docx
+++ b/הַסֵּפֶר/הַתּוֹרָה/01 בראשית/02 בראשית ב.docx
@@ -41,7 +41,7 @@
           <w:pgNumType w:start="1"/>
         </w:sectPr>
       </w:pPr>
-      <w:bookmarkStart w:colFirst="0" w:colLast="0" w:name="_e92rts7f1b5f" w:id="0"/>
+      <w:bookmarkStart w:colFirst="0" w:colLast="0" w:name="_p3h08rh0n5lx" w:id="0"/>
       <w:bookmarkEnd w:id="0"/>
       <w:r>
         <w:rPr>
